--- a/omnistats/outputs/apa_report.docx
+++ b/omnistats/outputs/apa_report.docx
@@ -4314,7 +4314,7 @@
           <w:i/>
           <w:sz w:val="24"/>
         </w:rPr>
-        <w:t>Causal Inference Results Summary</w:t>
+        <w:t>Sequential Bayesian A/B Test Results</w:t>
       </w:r>
     </w:p>
     <w:tbl>
@@ -4374,6 +4374,42 @@
                 <w:i w:val="0"/>
                 <w:sz w:val="22"/>
               </w:rPr>
+              <w:t>Test</w:t>
+            </w:r>
+          </w:p>
+        </w:tc>
+        <w:tc>
+          <w:tcPr>
+            <w:tcW w:type="dxa" w:w="1080"/>
+            <w:vAlign w:val="center"/>
+            <w:tcBorders>
+              <w:top w:val="single" w:sz="6" w:space="0" w:color="000000"/>
+              <w:left w:val="none"/>
+              <w:bottom w:val="none"/>
+              <w:right w:val="none"/>
+              <w:insideH w:val="none"/>
+              <w:insideV w:val="none"/>
+            </w:tcBorders>
+            <w:tcBorders>
+              <w:top w:val="none"/>
+              <w:left w:val="none"/>
+              <w:bottom w:val="single" w:sz="6" w:space="0" w:color="000000"/>
+              <w:right w:val="none"/>
+              <w:insideH w:val="none"/>
+              <w:insideV w:val="none"/>
+            </w:tcBorders>
+          </w:tcPr>
+          <w:p>
+            <w:pPr>
+              <w:jc w:val="center"/>
+            </w:pPr>
+            <w:r>
+              <w:rPr>
+                <w:rFonts w:ascii="Times New Roman" w:hAnsi="Times New Roman"/>
+                <w:b/>
+                <w:i w:val="0"/>
+                <w:sz w:val="22"/>
+              </w:rPr>
               <w:t>Method</w:t>
             </w:r>
           </w:p>
@@ -4410,7 +4446,7 @@
                 <w:i w:val="0"/>
                 <w:sz w:val="22"/>
               </w:rPr>
-              <w:t>Ate Est</w:t>
+              <w:t>P(B &gt; A)</w:t>
             </w:r>
           </w:p>
         </w:tc>
@@ -4446,7 +4482,7 @@
                 <w:i w:val="0"/>
                 <w:sz w:val="22"/>
               </w:rPr>
-              <w:t>Se</w:t>
+              <w:t>Expected Loss</w:t>
             </w:r>
           </w:p>
         </w:tc>
@@ -4482,7 +4518,7 @@
                 <w:i w:val="0"/>
                 <w:sz w:val="22"/>
               </w:rPr>
-              <w:t>P Value</w:t>
+              <w:t>95% Credible Lower</w:t>
             </w:r>
           </w:p>
         </w:tc>
@@ -4518,7 +4554,7 @@
                 <w:i w:val="0"/>
                 <w:sz w:val="22"/>
               </w:rPr>
-              <w:t>Ci Lower</w:t>
+              <w:t>95% Credible Upper</w:t>
             </w:r>
           </w:p>
         </w:tc>
@@ -4554,7 +4590,7 @@
                 <w:i w:val="0"/>
                 <w:sz w:val="22"/>
               </w:rPr>
-              <w:t>Ci Upper</w:t>
+              <w:t>ESS</w:t>
             </w:r>
           </w:p>
         </w:tc>
@@ -4590,13 +4626,343 @@
                 <w:i w:val="0"/>
                 <w:sz w:val="22"/>
               </w:rPr>
-              <w:t>Late Est</w:t>
+              <w:t>Decision</w:t>
+            </w:r>
+          </w:p>
+        </w:tc>
+      </w:tr>
+      <w:tr>
+        <w:tc>
+          <w:tcPr>
+            <w:tcW w:type="dxa" w:w="1080"/>
+            <w:vAlign w:val="center"/>
+            <w:tcBorders>
+              <w:top w:val="none"/>
+              <w:left w:val="none"/>
+              <w:bottom w:val="single" w:sz="6" w:space="0" w:color="000000"/>
+              <w:right w:val="none"/>
+              <w:insideH w:val="none"/>
+              <w:insideV w:val="none"/>
+            </w:tcBorders>
+          </w:tcPr>
+          <w:p>
+            <w:pPr>
+              <w:jc w:val="left"/>
+            </w:pPr>
+            <w:r>
+              <w:rPr>
+                <w:rFonts w:ascii="Times New Roman" w:hAnsi="Times New Roman"/>
+                <w:b w:val="0"/>
+                <w:i w:val="0"/>
+                <w:sz w:val="22"/>
+              </w:rPr>
+              <w:t>means</w:t>
             </w:r>
           </w:p>
         </w:tc>
         <w:tc>
           <w:tcPr>
             <w:tcW w:type="dxa" w:w="1080"/>
+            <w:vAlign w:val="center"/>
+            <w:tcBorders>
+              <w:top w:val="none"/>
+              <w:left w:val="none"/>
+              <w:bottom w:val="single" w:sz="6" w:space="0" w:color="000000"/>
+              <w:right w:val="none"/>
+              <w:insideH w:val="none"/>
+              <w:insideV w:val="none"/>
+            </w:tcBorders>
+          </w:tcPr>
+          <w:p>
+            <w:pPr>
+              <w:jc w:val="right"/>
+            </w:pPr>
+            <w:r>
+              <w:rPr>
+                <w:rFonts w:ascii="Times New Roman" w:hAnsi="Times New Roman"/>
+                <w:b w:val="0"/>
+                <w:i w:val="0"/>
+                <w:sz w:val="22"/>
+              </w:rPr>
+              <w:t>importance_sampling_normal</w:t>
+            </w:r>
+          </w:p>
+        </w:tc>
+        <w:tc>
+          <w:tcPr>
+            <w:tcW w:type="dxa" w:w="1080"/>
+            <w:vAlign w:val="center"/>
+            <w:tcBorders>
+              <w:top w:val="none"/>
+              <w:left w:val="none"/>
+              <w:bottom w:val="single" w:sz="6" w:space="0" w:color="000000"/>
+              <w:right w:val="none"/>
+              <w:insideH w:val="none"/>
+              <w:insideV w:val="none"/>
+            </w:tcBorders>
+          </w:tcPr>
+          <w:p>
+            <w:pPr>
+              <w:jc w:val="right"/>
+            </w:pPr>
+            <w:r>
+              <w:rPr>
+                <w:rFonts w:ascii="Times New Roman" w:hAnsi="Times New Roman"/>
+                <w:b w:val="0"/>
+                <w:i w:val="0"/>
+                <w:sz w:val="22"/>
+              </w:rPr>
+              <w:t>1.0000</w:t>
+            </w:r>
+          </w:p>
+        </w:tc>
+        <w:tc>
+          <w:tcPr>
+            <w:tcW w:type="dxa" w:w="1080"/>
+            <w:vAlign w:val="center"/>
+            <w:tcBorders>
+              <w:top w:val="none"/>
+              <w:left w:val="none"/>
+              <w:bottom w:val="single" w:sz="6" w:space="0" w:color="000000"/>
+              <w:right w:val="none"/>
+              <w:insideH w:val="none"/>
+              <w:insideV w:val="none"/>
+            </w:tcBorders>
+          </w:tcPr>
+          <w:p>
+            <w:pPr>
+              <w:jc w:val="right"/>
+            </w:pPr>
+            <w:r>
+              <w:rPr>
+                <w:rFonts w:ascii="Times New Roman" w:hAnsi="Times New Roman"/>
+                <w:b w:val="0"/>
+                <w:i w:val="0"/>
+                <w:sz w:val="22"/>
+              </w:rPr>
+              <w:t>0.000000</w:t>
+            </w:r>
+          </w:p>
+        </w:tc>
+        <w:tc>
+          <w:tcPr>
+            <w:tcW w:type="dxa" w:w="1080"/>
+            <w:vAlign w:val="center"/>
+            <w:tcBorders>
+              <w:top w:val="none"/>
+              <w:left w:val="none"/>
+              <w:bottom w:val="single" w:sz="6" w:space="0" w:color="000000"/>
+              <w:right w:val="none"/>
+              <w:insideH w:val="none"/>
+              <w:insideV w:val="none"/>
+            </w:tcBorders>
+          </w:tcPr>
+          <w:p>
+            <w:pPr>
+              <w:jc w:val="right"/>
+            </w:pPr>
+            <w:r>
+              <w:rPr>
+                <w:rFonts w:ascii="Times New Roman" w:hAnsi="Times New Roman"/>
+                <w:b w:val="0"/>
+                <w:i w:val="0"/>
+                <w:sz w:val="22"/>
+              </w:rPr>
+              <w:t>11.4188</w:t>
+            </w:r>
+          </w:p>
+        </w:tc>
+        <w:tc>
+          <w:tcPr>
+            <w:tcW w:type="dxa" w:w="1080"/>
+            <w:vAlign w:val="center"/>
+            <w:tcBorders>
+              <w:top w:val="none"/>
+              <w:left w:val="none"/>
+              <w:bottom w:val="single" w:sz="6" w:space="0" w:color="000000"/>
+              <w:right w:val="none"/>
+              <w:insideH w:val="none"/>
+              <w:insideV w:val="none"/>
+            </w:tcBorders>
+          </w:tcPr>
+          <w:p>
+            <w:pPr>
+              <w:jc w:val="right"/>
+            </w:pPr>
+            <w:r>
+              <w:rPr>
+                <w:rFonts w:ascii="Times New Roman" w:hAnsi="Times New Roman"/>
+                <w:b w:val="0"/>
+                <w:i w:val="0"/>
+                <w:sz w:val="22"/>
+              </w:rPr>
+              <w:t>28.7064</w:t>
+            </w:r>
+          </w:p>
+        </w:tc>
+        <w:tc>
+          <w:tcPr>
+            <w:tcW w:type="dxa" w:w="1080"/>
+            <w:vAlign w:val="center"/>
+            <w:tcBorders>
+              <w:top w:val="none"/>
+              <w:left w:val="none"/>
+              <w:bottom w:val="single" w:sz="6" w:space="0" w:color="000000"/>
+              <w:right w:val="none"/>
+              <w:insideH w:val="none"/>
+              <w:insideV w:val="none"/>
+            </w:tcBorders>
+          </w:tcPr>
+          <w:p>
+            <w:pPr>
+              <w:jc w:val="right"/>
+            </w:pPr>
+            <w:r>
+              <w:rPr>
+                <w:rFonts w:ascii="Times New Roman" w:hAnsi="Times New Roman"/>
+                <w:b w:val="0"/>
+                <w:i w:val="0"/>
+                <w:sz w:val="22"/>
+              </w:rPr>
+              <w:t>4317.6</w:t>
+            </w:r>
+          </w:p>
+        </w:tc>
+        <w:tc>
+          <w:tcPr>
+            <w:tcW w:type="dxa" w:w="1080"/>
+            <w:vAlign w:val="center"/>
+            <w:tcBorders>
+              <w:top w:val="none"/>
+              <w:left w:val="none"/>
+              <w:bottom w:val="single" w:sz="6" w:space="0" w:color="000000"/>
+              <w:right w:val="none"/>
+              <w:insideH w:val="none"/>
+              <w:insideV w:val="none"/>
+            </w:tcBorders>
+          </w:tcPr>
+          <w:p>
+            <w:pPr>
+              <w:jc w:val="right"/>
+            </w:pPr>
+            <w:r>
+              <w:rPr>
+                <w:rFonts w:ascii="Times New Roman" w:hAnsi="Times New Roman"/>
+                <w:b w:val="0"/>
+                <w:i w:val="0"/>
+                <w:sz w:val="22"/>
+              </w:rPr>
+              <w:t>SHIP_TREATMENT</w:t>
+            </w:r>
+          </w:p>
+        </w:tc>
+      </w:tr>
+    </w:tbl>
+    <w:p/>
+    <w:p>
+      <w:r>
+        <w:rPr>
+          <w:rFonts w:ascii="Times New Roman" w:hAnsi="Times New Roman"/>
+          <w:i/>
+          <w:sz w:val="20"/>
+        </w:rPr>
+        <w:t>Note. P(B &gt; A) = posterior probability that Treatment exceeds Control. Expected Loss = E[max(0, θ_A − θ_B) | Data] (EVSI decision criterion). ESS = Effective Sample Size of posterior draws. Method: conjugate_beta_binomial = exact Beta-Binomial conjugate update; pymc_nuts_studentt = PyMC No-U-Turn Sampler with StudentT likelihood (robust to outliers); importance_sampling = IS fallback when PyMC unavailable. Decision threshold: P(B &gt; A) ≥ 0.95 and Expected Loss ≤ 0.01.</w:t>
+      </w:r>
+    </w:p>
+    <w:p>
+      <w:r>
+        <w:br w:type="page"/>
+      </w:r>
+    </w:p>
+    <w:p>
+      <w:pPr>
+        <w:spacing w:before="240" w:after="40"/>
+      </w:pPr>
+      <w:r>
+        <w:rPr>
+          <w:rFonts w:ascii="Times New Roman" w:hAnsi="Times New Roman"/>
+          <w:b/>
+          <w:sz w:val="24"/>
+        </w:rPr>
+        <w:t>Table 7</w:t>
+      </w:r>
+      <w:r>
+        <w:br/>
+      </w:r>
+      <w:r>
+        <w:rPr>
+          <w:rFonts w:ascii="Times New Roman" w:hAnsi="Times New Roman"/>
+          <w:i/>
+          <w:sz w:val="24"/>
+        </w:rPr>
+        <w:t>Causal Inference Results Summary (Stage 4)</w:t>
+      </w:r>
+    </w:p>
+    <w:tbl>
+      <w:tblPr>
+        <w:tblStyle w:val="TableGrid"/>
+        <w:tblW w:type="auto" w:w="0"/>
+        <w:tblLook w:firstColumn="1" w:firstRow="1" w:lastColumn="0" w:lastRow="0" w:noHBand="0" w:noVBand="1" w:val="04A0"/>
+        <w:tblBorders>
+          <w:top w:val="none"/>
+          <w:left w:val="none"/>
+          <w:bottom w:val="none"/>
+          <w:right w:val="none"/>
+          <w:insideH w:val="none"/>
+          <w:insideV w:val="none"/>
+        </w:tblBorders>
+      </w:tblPr>
+      <w:tblGrid>
+        <w:gridCol w:w="960"/>
+        <w:gridCol w:w="960"/>
+        <w:gridCol w:w="960"/>
+        <w:gridCol w:w="960"/>
+        <w:gridCol w:w="960"/>
+        <w:gridCol w:w="960"/>
+        <w:gridCol w:w="960"/>
+        <w:gridCol w:w="960"/>
+        <w:gridCol w:w="960"/>
+      </w:tblGrid>
+      <w:tr>
+        <w:tc>
+          <w:tcPr>
+            <w:tcW w:type="dxa" w:w="960"/>
+            <w:vAlign w:val="center"/>
+            <w:tcBorders>
+              <w:top w:val="single" w:sz="6" w:space="0" w:color="000000"/>
+              <w:left w:val="none"/>
+              <w:bottom w:val="none"/>
+              <w:right w:val="none"/>
+              <w:insideH w:val="none"/>
+              <w:insideV w:val="none"/>
+            </w:tcBorders>
+            <w:tcBorders>
+              <w:top w:val="none"/>
+              <w:left w:val="none"/>
+              <w:bottom w:val="single" w:sz="6" w:space="0" w:color="000000"/>
+              <w:right w:val="none"/>
+              <w:insideH w:val="none"/>
+              <w:insideV w:val="none"/>
+            </w:tcBorders>
+          </w:tcPr>
+          <w:p>
+            <w:pPr>
+              <w:jc w:val="left"/>
+            </w:pPr>
+            <w:r>
+              <w:rPr>
+                <w:rFonts w:ascii="Times New Roman" w:hAnsi="Times New Roman"/>
+                <w:b/>
+                <w:i w:val="0"/>
+                <w:sz w:val="22"/>
+              </w:rPr>
+              <w:t>Method</w:t>
+            </w:r>
+          </w:p>
+        </w:tc>
+        <w:tc>
+          <w:tcPr>
+            <w:tcW w:type="dxa" w:w="960"/>
             <w:vAlign w:val="center"/>
             <w:tcBorders>
               <w:top w:val="single" w:sz="6" w:space="0" w:color="000000"/>
@@ -4626,7 +4992,259 @@
                 <w:i w:val="0"/>
                 <w:sz w:val="22"/>
               </w:rPr>
-              <w:t>Rdd Est</w:t>
+              <w:t>Estimand</w:t>
+            </w:r>
+          </w:p>
+        </w:tc>
+        <w:tc>
+          <w:tcPr>
+            <w:tcW w:type="dxa" w:w="960"/>
+            <w:vAlign w:val="center"/>
+            <w:tcBorders>
+              <w:top w:val="single" w:sz="6" w:space="0" w:color="000000"/>
+              <w:left w:val="none"/>
+              <w:bottom w:val="none"/>
+              <w:right w:val="none"/>
+              <w:insideH w:val="none"/>
+              <w:insideV w:val="none"/>
+            </w:tcBorders>
+            <w:tcBorders>
+              <w:top w:val="none"/>
+              <w:left w:val="none"/>
+              <w:bottom w:val="single" w:sz="6" w:space="0" w:color="000000"/>
+              <w:right w:val="none"/>
+              <w:insideH w:val="none"/>
+              <w:insideV w:val="none"/>
+            </w:tcBorders>
+          </w:tcPr>
+          <w:p>
+            <w:pPr>
+              <w:jc w:val="center"/>
+            </w:pPr>
+            <w:r>
+              <w:rPr>
+                <w:rFonts w:ascii="Times New Roman" w:hAnsi="Times New Roman"/>
+                <w:b/>
+                <w:i w:val="0"/>
+                <w:sz w:val="22"/>
+              </w:rPr>
+              <w:t>Estimate</w:t>
+            </w:r>
+          </w:p>
+        </w:tc>
+        <w:tc>
+          <w:tcPr>
+            <w:tcW w:type="dxa" w:w="960"/>
+            <w:vAlign w:val="center"/>
+            <w:tcBorders>
+              <w:top w:val="single" w:sz="6" w:space="0" w:color="000000"/>
+              <w:left w:val="none"/>
+              <w:bottom w:val="none"/>
+              <w:right w:val="none"/>
+              <w:insideH w:val="none"/>
+              <w:insideV w:val="none"/>
+            </w:tcBorders>
+            <w:tcBorders>
+              <w:top w:val="none"/>
+              <w:left w:val="none"/>
+              <w:bottom w:val="single" w:sz="6" w:space="0" w:color="000000"/>
+              <w:right w:val="none"/>
+              <w:insideH w:val="none"/>
+              <w:insideV w:val="none"/>
+            </w:tcBorders>
+          </w:tcPr>
+          <w:p>
+            <w:pPr>
+              <w:jc w:val="center"/>
+            </w:pPr>
+            <w:r>
+              <w:rPr>
+                <w:rFonts w:ascii="Times New Roman" w:hAnsi="Times New Roman"/>
+                <w:b/>
+                <w:i w:val="0"/>
+                <w:sz w:val="22"/>
+              </w:rPr>
+              <w:t>SE</w:t>
+            </w:r>
+          </w:p>
+        </w:tc>
+        <w:tc>
+          <w:tcPr>
+            <w:tcW w:type="dxa" w:w="960"/>
+            <w:vAlign w:val="center"/>
+            <w:tcBorders>
+              <w:top w:val="single" w:sz="6" w:space="0" w:color="000000"/>
+              <w:left w:val="none"/>
+              <w:bottom w:val="none"/>
+              <w:right w:val="none"/>
+              <w:insideH w:val="none"/>
+              <w:insideV w:val="none"/>
+            </w:tcBorders>
+            <w:tcBorders>
+              <w:top w:val="none"/>
+              <w:left w:val="none"/>
+              <w:bottom w:val="single" w:sz="6" w:space="0" w:color="000000"/>
+              <w:right w:val="none"/>
+              <w:insideH w:val="none"/>
+              <w:insideV w:val="none"/>
+            </w:tcBorders>
+          </w:tcPr>
+          <w:p>
+            <w:pPr>
+              <w:jc w:val="center"/>
+            </w:pPr>
+            <w:r>
+              <w:rPr>
+                <w:rFonts w:ascii="Times New Roman" w:hAnsi="Times New Roman"/>
+                <w:b/>
+                <w:i w:val="0"/>
+                <w:sz w:val="22"/>
+              </w:rPr>
+              <w:t>95% CI Lower</w:t>
+            </w:r>
+          </w:p>
+        </w:tc>
+        <w:tc>
+          <w:tcPr>
+            <w:tcW w:type="dxa" w:w="960"/>
+            <w:vAlign w:val="center"/>
+            <w:tcBorders>
+              <w:top w:val="single" w:sz="6" w:space="0" w:color="000000"/>
+              <w:left w:val="none"/>
+              <w:bottom w:val="none"/>
+              <w:right w:val="none"/>
+              <w:insideH w:val="none"/>
+              <w:insideV w:val="none"/>
+            </w:tcBorders>
+            <w:tcBorders>
+              <w:top w:val="none"/>
+              <w:left w:val="none"/>
+              <w:bottom w:val="single" w:sz="6" w:space="0" w:color="000000"/>
+              <w:right w:val="none"/>
+              <w:insideH w:val="none"/>
+              <w:insideV w:val="none"/>
+            </w:tcBorders>
+          </w:tcPr>
+          <w:p>
+            <w:pPr>
+              <w:jc w:val="center"/>
+            </w:pPr>
+            <w:r>
+              <w:rPr>
+                <w:rFonts w:ascii="Times New Roman" w:hAnsi="Times New Roman"/>
+                <w:b/>
+                <w:i w:val="0"/>
+                <w:sz w:val="22"/>
+              </w:rPr>
+              <w:t>95% CI Upper</w:t>
+            </w:r>
+          </w:p>
+        </w:tc>
+        <w:tc>
+          <w:tcPr>
+            <w:tcW w:type="dxa" w:w="960"/>
+            <w:vAlign w:val="center"/>
+            <w:tcBorders>
+              <w:top w:val="single" w:sz="6" w:space="0" w:color="000000"/>
+              <w:left w:val="none"/>
+              <w:bottom w:val="none"/>
+              <w:right w:val="none"/>
+              <w:insideH w:val="none"/>
+              <w:insideV w:val="none"/>
+            </w:tcBorders>
+            <w:tcBorders>
+              <w:top w:val="none"/>
+              <w:left w:val="none"/>
+              <w:bottom w:val="single" w:sz="6" w:space="0" w:color="000000"/>
+              <w:right w:val="none"/>
+              <w:insideH w:val="none"/>
+              <w:insideV w:val="none"/>
+            </w:tcBorders>
+          </w:tcPr>
+          <w:p>
+            <w:pPr>
+              <w:jc w:val="center"/>
+            </w:pPr>
+            <w:r>
+              <w:rPr>
+                <w:rFonts w:ascii="Times New Roman" w:hAnsi="Times New Roman"/>
+                <w:b/>
+                <w:i w:val="0"/>
+                <w:sz w:val="22"/>
+              </w:rPr>
+              <w:t>CI Type</w:t>
+            </w:r>
+          </w:p>
+        </w:tc>
+        <w:tc>
+          <w:tcPr>
+            <w:tcW w:type="dxa" w:w="960"/>
+            <w:vAlign w:val="center"/>
+            <w:tcBorders>
+              <w:top w:val="single" w:sz="6" w:space="0" w:color="000000"/>
+              <w:left w:val="none"/>
+              <w:bottom w:val="none"/>
+              <w:right w:val="none"/>
+              <w:insideH w:val="none"/>
+              <w:insideV w:val="none"/>
+            </w:tcBorders>
+            <w:tcBorders>
+              <w:top w:val="none"/>
+              <w:left w:val="none"/>
+              <w:bottom w:val="single" w:sz="6" w:space="0" w:color="000000"/>
+              <w:right w:val="none"/>
+              <w:insideH w:val="none"/>
+              <w:insideV w:val="none"/>
+            </w:tcBorders>
+          </w:tcPr>
+          <w:p>
+            <w:pPr>
+              <w:jc w:val="center"/>
+            </w:pPr>
+            <w:r>
+              <w:rPr>
+                <w:rFonts w:ascii="Times New Roman" w:hAnsi="Times New Roman"/>
+                <w:b/>
+                <w:i w:val="0"/>
+                <w:sz w:val="22"/>
+              </w:rPr>
+              <w:t>p</w:t>
+            </w:r>
+          </w:p>
+        </w:tc>
+        <w:tc>
+          <w:tcPr>
+            <w:tcW w:type="dxa" w:w="960"/>
+            <w:vAlign w:val="center"/>
+            <w:tcBorders>
+              <w:top w:val="single" w:sz="6" w:space="0" w:color="000000"/>
+              <w:left w:val="none"/>
+              <w:bottom w:val="none"/>
+              <w:right w:val="none"/>
+              <w:insideH w:val="none"/>
+              <w:insideV w:val="none"/>
+            </w:tcBorders>
+            <w:tcBorders>
+              <w:top w:val="none"/>
+              <w:left w:val="none"/>
+              <w:bottom w:val="single" w:sz="6" w:space="0" w:color="000000"/>
+              <w:right w:val="none"/>
+              <w:insideH w:val="none"/>
+              <w:insideV w:val="none"/>
+            </w:tcBorders>
+          </w:tcPr>
+          <w:p>
+            <w:pPr>
+              <w:jc w:val="center"/>
+            </w:pPr>
+            <w:r>
+              <w:rPr>
+                <w:rFonts w:ascii="Times New Roman" w:hAnsi="Times New Roman"/>
+                <w:b/>
+                <w:i w:val="0"/>
+                <w:sz w:val="22"/>
+              </w:rPr>
+              <w:t>N</w:t>
             </w:r>
           </w:p>
         </w:tc>
@@ -4634,7 +5252,7 @@
       <w:tr>
         <w:tc>
           <w:tcPr>
-            <w:tcW w:type="dxa" w:w="1080"/>
+            <w:tcW w:type="dxa" w:w="960"/>
             <w:vAlign w:val="center"/>
           </w:tcPr>
           <w:p>
@@ -4648,13 +5266,13 @@
                 <w:i w:val="0"/>
                 <w:sz w:val="22"/>
               </w:rPr>
-              <w:t>Difference-in-Differences</w:t>
+              <w:t>Staggered DiD (Callaway &amp; Sant-Anna)</w:t>
             </w:r>
           </w:p>
         </w:tc>
         <w:tc>
           <w:tcPr>
-            <w:tcW w:type="dxa" w:w="1080"/>
+            <w:tcW w:type="dxa" w:w="960"/>
             <w:vAlign w:val="center"/>
           </w:tcPr>
           <w:p>
@@ -4668,13 +5286,13 @@
                 <w:i w:val="0"/>
                 <w:sz w:val="22"/>
               </w:rPr>
-              <w:t>8.7530</w:t>
+              <w:t>ATT(g,t)</w:t>
             </w:r>
           </w:p>
         </w:tc>
         <w:tc>
           <w:tcPr>
-            <w:tcW w:type="dxa" w:w="1080"/>
+            <w:tcW w:type="dxa" w:w="960"/>
             <w:vAlign w:val="center"/>
           </w:tcPr>
           <w:p>
@@ -4688,13 +5306,93 @@
                 <w:i w:val="0"/>
                 <w:sz w:val="22"/>
               </w:rPr>
-              <w:t>0.5285</w:t>
+              <w:t>4.0897</w:t>
             </w:r>
           </w:p>
         </w:tc>
         <w:tc>
           <w:tcPr>
-            <w:tcW w:type="dxa" w:w="1080"/>
+            <w:tcW w:type="dxa" w:w="960"/>
+            <w:vAlign w:val="center"/>
+          </w:tcPr>
+          <w:p>
+            <w:pPr>
+              <w:jc w:val="right"/>
+            </w:pPr>
+            <w:r>
+              <w:rPr>
+                <w:rFonts w:ascii="Times New Roman" w:hAnsi="Times New Roman"/>
+                <w:b w:val="0"/>
+                <w:i w:val="0"/>
+                <w:sz w:val="22"/>
+              </w:rPr>
+              <w:t>0.0797</w:t>
+            </w:r>
+          </w:p>
+        </w:tc>
+        <w:tc>
+          <w:tcPr>
+            <w:tcW w:type="dxa" w:w="960"/>
+            <w:vAlign w:val="center"/>
+          </w:tcPr>
+          <w:p>
+            <w:pPr>
+              <w:jc w:val="right"/>
+            </w:pPr>
+            <w:r>
+              <w:rPr>
+                <w:rFonts w:ascii="Times New Roman" w:hAnsi="Times New Roman"/>
+                <w:b w:val="0"/>
+                <w:i w:val="0"/>
+                <w:sz w:val="22"/>
+              </w:rPr>
+              <w:t>3.9335</w:t>
+            </w:r>
+          </w:p>
+        </w:tc>
+        <w:tc>
+          <w:tcPr>
+            <w:tcW w:type="dxa" w:w="960"/>
+            <w:vAlign w:val="center"/>
+          </w:tcPr>
+          <w:p>
+            <w:pPr>
+              <w:jc w:val="right"/>
+            </w:pPr>
+            <w:r>
+              <w:rPr>
+                <w:rFonts w:ascii="Times New Roman" w:hAnsi="Times New Roman"/>
+                <w:b w:val="0"/>
+                <w:i w:val="0"/>
+                <w:sz w:val="22"/>
+              </w:rPr>
+              <w:t>4.2459</w:t>
+            </w:r>
+          </w:p>
+        </w:tc>
+        <w:tc>
+          <w:tcPr>
+            <w:tcW w:type="dxa" w:w="960"/>
+            <w:vAlign w:val="center"/>
+          </w:tcPr>
+          <w:p>
+            <w:pPr>
+              <w:jc w:val="right"/>
+            </w:pPr>
+            <w:r>
+              <w:rPr>
+                <w:rFonts w:ascii="Times New Roman" w:hAnsi="Times New Roman"/>
+                <w:b w:val="0"/>
+                <w:i w:val="0"/>
+                <w:sz w:val="22"/>
+              </w:rPr>
+              <w:t>ols_twfe</w:t>
+            </w:r>
+          </w:p>
+        </w:tc>
+        <w:tc>
+          <w:tcPr>
+            <w:tcW w:type="dxa" w:w="960"/>
             <w:vAlign w:val="center"/>
           </w:tcPr>
           <w:p>
@@ -4714,7 +5412,7 @@
         </w:tc>
         <w:tc>
           <w:tcPr>
-            <w:tcW w:type="dxa" w:w="1080"/>
+            <w:tcW w:type="dxa" w:w="960"/>
             <w:vAlign w:val="center"/>
           </w:tcPr>
           <w:p>
@@ -4728,13 +5426,35 @@
                 <w:i w:val="0"/>
                 <w:sz w:val="22"/>
               </w:rPr>
-              <w:t>7.7147</w:t>
+              <w:t>2400</w:t>
+            </w:r>
+          </w:p>
+        </w:tc>
+      </w:tr>
+      <w:tr>
+        <w:tc>
+          <w:tcPr>
+            <w:tcW w:type="dxa" w:w="960"/>
+            <w:vAlign w:val="center"/>
+          </w:tcPr>
+          <w:p>
+            <w:pPr>
+              <w:jc w:val="left"/>
+            </w:pPr>
+            <w:r>
+              <w:rPr>
+                <w:rFonts w:ascii="Times New Roman" w:hAnsi="Times New Roman"/>
+                <w:b w:val="0"/>
+                <w:i w:val="0"/>
+                <w:sz w:val="22"/>
+              </w:rPr>
+              <w:t>IV 2SLS (linearmodels)</w:t>
             </w:r>
           </w:p>
         </w:tc>
         <w:tc>
           <w:tcPr>
-            <w:tcW w:type="dxa" w:w="1080"/>
+            <w:tcW w:type="dxa" w:w="960"/>
             <w:vAlign w:val="center"/>
           </w:tcPr>
           <w:p>
@@ -4748,13 +5468,13 @@
                 <w:i w:val="0"/>
                 <w:sz w:val="22"/>
               </w:rPr>
-              <w:t>9.7913</w:t>
+              <w:t>LATE</w:t>
             </w:r>
           </w:p>
         </w:tc>
         <w:tc>
           <w:tcPr>
-            <w:tcW w:type="dxa" w:w="1080"/>
+            <w:tcW w:type="dxa" w:w="960"/>
             <w:vAlign w:val="center"/>
           </w:tcPr>
           <w:p>
@@ -4768,13 +5488,13 @@
                 <w:i w:val="0"/>
                 <w:sz w:val="22"/>
               </w:rPr>
-              <w:t>—</w:t>
+              <w:t>2.4939</w:t>
             </w:r>
           </w:p>
         </w:tc>
         <w:tc>
           <w:tcPr>
-            <w:tcW w:type="dxa" w:w="1080"/>
+            <w:tcW w:type="dxa" w:w="960"/>
             <w:vAlign w:val="center"/>
           </w:tcPr>
           <w:p>
@@ -4788,7 +5508,107 @@
                 <w:i w:val="0"/>
                 <w:sz w:val="22"/>
               </w:rPr>
-              <w:t>—</w:t>
+              <w:t>0.4896</w:t>
+            </w:r>
+          </w:p>
+        </w:tc>
+        <w:tc>
+          <w:tcPr>
+            <w:tcW w:type="dxa" w:w="960"/>
+            <w:vAlign w:val="center"/>
+          </w:tcPr>
+          <w:p>
+            <w:pPr>
+              <w:jc w:val="right"/>
+            </w:pPr>
+            <w:r>
+              <w:rPr>
+                <w:rFonts w:ascii="Times New Roman" w:hAnsi="Times New Roman"/>
+                <w:b w:val="0"/>
+                <w:i w:val="0"/>
+                <w:sz w:val="22"/>
+              </w:rPr>
+              <w:t>1.5343</w:t>
+            </w:r>
+          </w:p>
+        </w:tc>
+        <w:tc>
+          <w:tcPr>
+            <w:tcW w:type="dxa" w:w="960"/>
+            <w:vAlign w:val="center"/>
+          </w:tcPr>
+          <w:p>
+            <w:pPr>
+              <w:jc w:val="right"/>
+            </w:pPr>
+            <w:r>
+              <w:rPr>
+                <w:rFonts w:ascii="Times New Roman" w:hAnsi="Times New Roman"/>
+                <w:b w:val="0"/>
+                <w:i w:val="0"/>
+                <w:sz w:val="22"/>
+              </w:rPr>
+              <w:t>3.4534</w:t>
+            </w:r>
+          </w:p>
+        </w:tc>
+        <w:tc>
+          <w:tcPr>
+            <w:tcW w:type="dxa" w:w="960"/>
+            <w:vAlign w:val="center"/>
+          </w:tcPr>
+          <w:p>
+            <w:pPr>
+              <w:jc w:val="right"/>
+            </w:pPr>
+            <w:r>
+              <w:rPr>
+                <w:rFonts w:ascii="Times New Roman" w:hAnsi="Times New Roman"/>
+                <w:b w:val="0"/>
+                <w:i w:val="0"/>
+                <w:sz w:val="22"/>
+              </w:rPr>
+              <w:t>wald_numpy</w:t>
+            </w:r>
+          </w:p>
+        </w:tc>
+        <w:tc>
+          <w:tcPr>
+            <w:tcW w:type="dxa" w:w="960"/>
+            <w:vAlign w:val="center"/>
+          </w:tcPr>
+          <w:p>
+            <w:pPr>
+              <w:jc w:val="right"/>
+            </w:pPr>
+            <w:r>
+              <w:rPr>
+                <w:rFonts w:ascii="Times New Roman" w:hAnsi="Times New Roman"/>
+                <w:b w:val="0"/>
+                <w:i w:val="0"/>
+                <w:sz w:val="22"/>
+              </w:rPr>
+              <w:t>0.0000</w:t>
+            </w:r>
+          </w:p>
+        </w:tc>
+        <w:tc>
+          <w:tcPr>
+            <w:tcW w:type="dxa" w:w="960"/>
+            <w:vAlign w:val="center"/>
+          </w:tcPr>
+          <w:p>
+            <w:pPr>
+              <w:jc w:val="right"/>
+            </w:pPr>
+            <w:r>
+              <w:rPr>
+                <w:rFonts w:ascii="Times New Roman" w:hAnsi="Times New Roman"/>
+                <w:b w:val="0"/>
+                <w:i w:val="0"/>
+                <w:sz w:val="22"/>
+              </w:rPr>
+              <w:t>600</w:t>
             </w:r>
           </w:p>
         </w:tc>
@@ -4796,7 +5616,7 @@
       <w:tr>
         <w:tc>
           <w:tcPr>
-            <w:tcW w:type="dxa" w:w="1080"/>
+            <w:tcW w:type="dxa" w:w="960"/>
             <w:vAlign w:val="center"/>
           </w:tcPr>
           <w:p>
@@ -4810,13 +5630,13 @@
                 <w:i w:val="0"/>
                 <w:sz w:val="22"/>
               </w:rPr>
-              <w:t>Instrumental Variables (2SLS)</w:t>
+              <w:t>RDD (local-linear fallback)</w:t>
             </w:r>
           </w:p>
         </w:tc>
         <w:tc>
           <w:tcPr>
-            <w:tcW w:type="dxa" w:w="1080"/>
+            <w:tcW w:type="dxa" w:w="960"/>
             <w:vAlign w:val="center"/>
           </w:tcPr>
           <w:p>
@@ -4830,13 +5650,13 @@
                 <w:i w:val="0"/>
                 <w:sz w:val="22"/>
               </w:rPr>
-              <w:t>—</w:t>
+              <w:t>LATE_at_cutoff</w:t>
             </w:r>
           </w:p>
         </w:tc>
         <w:tc>
           <w:tcPr>
-            <w:tcW w:type="dxa" w:w="1080"/>
+            <w:tcW w:type="dxa" w:w="960"/>
             <w:vAlign w:val="center"/>
           </w:tcPr>
           <w:p>
@@ -4850,13 +5670,13 @@
                 <w:i w:val="0"/>
                 <w:sz w:val="22"/>
               </w:rPr>
-              <w:t>—</w:t>
+              <w:t>13.1924</w:t>
             </w:r>
           </w:p>
         </w:tc>
         <w:tc>
           <w:tcPr>
-            <w:tcW w:type="dxa" w:w="1080"/>
+            <w:tcW w:type="dxa" w:w="960"/>
             <w:vAlign w:val="center"/>
           </w:tcPr>
           <w:p>
@@ -4870,13 +5690,13 @@
                 <w:i w:val="0"/>
                 <w:sz w:val="22"/>
               </w:rPr>
-              <w:t>—</w:t>
+              <w:t>1.9095</w:t>
             </w:r>
           </w:p>
         </w:tc>
         <w:tc>
           <w:tcPr>
-            <w:tcW w:type="dxa" w:w="1080"/>
+            <w:tcW w:type="dxa" w:w="960"/>
             <w:vAlign w:val="center"/>
           </w:tcPr>
           <w:p>
@@ -4890,13 +5710,13 @@
                 <w:i w:val="0"/>
                 <w:sz w:val="22"/>
               </w:rPr>
-              <w:t>—</w:t>
+              <w:t>9.4499</w:t>
             </w:r>
           </w:p>
         </w:tc>
         <w:tc>
           <w:tcPr>
-            <w:tcW w:type="dxa" w:w="1080"/>
+            <w:tcW w:type="dxa" w:w="960"/>
             <w:vAlign w:val="center"/>
           </w:tcPr>
           <w:p>
@@ -4910,13 +5730,13 @@
                 <w:i w:val="0"/>
                 <w:sz w:val="22"/>
               </w:rPr>
-              <w:t>—</w:t>
+              <w:t>16.9349</w:t>
             </w:r>
           </w:p>
         </w:tc>
         <w:tc>
           <w:tcPr>
-            <w:tcW w:type="dxa" w:w="1080"/>
+            <w:tcW w:type="dxa" w:w="960"/>
             <w:vAlign w:val="center"/>
           </w:tcPr>
           <w:p>
@@ -4930,13 +5750,13 @@
                 <w:i w:val="0"/>
                 <w:sz w:val="22"/>
               </w:rPr>
-              <w:t>3.0769</w:t>
+              <w:t>conventional</w:t>
             </w:r>
           </w:p>
         </w:tc>
         <w:tc>
           <w:tcPr>
-            <w:tcW w:type="dxa" w:w="1080"/>
+            <w:tcW w:type="dxa" w:w="960"/>
             <w:vAlign w:val="center"/>
           </w:tcPr>
           <w:p>
@@ -4950,7 +5770,27 @@
                 <w:i w:val="0"/>
                 <w:sz w:val="22"/>
               </w:rPr>
-              <w:t>—</w:t>
+              <w:t>0.0000</w:t>
+            </w:r>
+          </w:p>
+        </w:tc>
+        <w:tc>
+          <w:tcPr>
+            <w:tcW w:type="dxa" w:w="960"/>
+            <w:vAlign w:val="center"/>
+          </w:tcPr>
+          <w:p>
+            <w:pPr>
+              <w:jc w:val="right"/>
+            </w:pPr>
+            <w:r>
+              <w:rPr>
+                <w:rFonts w:ascii="Times New Roman" w:hAnsi="Times New Roman"/>
+                <w:b w:val="0"/>
+                <w:i w:val="0"/>
+                <w:sz w:val="22"/>
+              </w:rPr>
+              <w:t>100</w:t>
             </w:r>
           </w:p>
         </w:tc>
@@ -4958,7 +5798,371 @@
       <w:tr>
         <w:tc>
           <w:tcPr>
-            <w:tcW w:type="dxa" w:w="1080"/>
+            <w:tcW w:type="dxa" w:w="960"/>
+            <w:vAlign w:val="center"/>
+          </w:tcPr>
+          <w:p>
+            <w:pPr>
+              <w:jc w:val="left"/>
+            </w:pPr>
+            <w:r>
+              <w:rPr>
+                <w:rFonts w:ascii="Times New Roman" w:hAnsi="Times New Roman"/>
+                <w:b w:val="0"/>
+                <w:i w:val="0"/>
+                <w:sz w:val="22"/>
+              </w:rPr>
+              <w:t>Synthetic Control Method (SCM)</w:t>
+            </w:r>
+          </w:p>
+        </w:tc>
+        <w:tc>
+          <w:tcPr>
+            <w:tcW w:type="dxa" w:w="960"/>
+            <w:vAlign w:val="center"/>
+          </w:tcPr>
+          <w:p>
+            <w:pPr>
+              <w:jc w:val="right"/>
+            </w:pPr>
+            <w:r>
+              <w:rPr>
+                <w:rFonts w:ascii="Times New Roman" w:hAnsi="Times New Roman"/>
+                <w:b w:val="0"/>
+                <w:i w:val="0"/>
+                <w:sz w:val="22"/>
+              </w:rPr>
+              <w:t>ATT_treated_unit</w:t>
+            </w:r>
+          </w:p>
+        </w:tc>
+        <w:tc>
+          <w:tcPr>
+            <w:tcW w:type="dxa" w:w="960"/>
+            <w:vAlign w:val="center"/>
+          </w:tcPr>
+          <w:p>
+            <w:pPr>
+              <w:jc w:val="right"/>
+            </w:pPr>
+            <w:r>
+              <w:rPr>
+                <w:rFonts w:ascii="Times New Roman" w:hAnsi="Times New Roman"/>
+                <w:b w:val="0"/>
+                <w:i w:val="0"/>
+                <w:sz w:val="22"/>
+              </w:rPr>
+              <w:t>3.0459</w:t>
+            </w:r>
+          </w:p>
+        </w:tc>
+        <w:tc>
+          <w:tcPr>
+            <w:tcW w:type="dxa" w:w="960"/>
+            <w:vAlign w:val="center"/>
+          </w:tcPr>
+          <w:p>
+            <w:pPr>
+              <w:jc w:val="right"/>
+            </w:pPr>
+            <w:r>
+              <w:rPr>
+                <w:rFonts w:ascii="Times New Roman" w:hAnsi="Times New Roman"/>
+                <w:b w:val="0"/>
+                <w:i w:val="0"/>
+                <w:sz w:val="22"/>
+              </w:rPr>
+              <w:t>2.2307</w:t>
+            </w:r>
+          </w:p>
+        </w:tc>
+        <w:tc>
+          <w:tcPr>
+            <w:tcW w:type="dxa" w:w="960"/>
+            <w:vAlign w:val="center"/>
+          </w:tcPr>
+          <w:p>
+            <w:pPr>
+              <w:jc w:val="right"/>
+            </w:pPr>
+            <w:r>
+              <w:rPr>
+                <w:rFonts w:ascii="Times New Roman" w:hAnsi="Times New Roman"/>
+                <w:b w:val="0"/>
+                <w:i w:val="0"/>
+                <w:sz w:val="22"/>
+              </w:rPr>
+              <w:t>-1.3262</w:t>
+            </w:r>
+          </w:p>
+        </w:tc>
+        <w:tc>
+          <w:tcPr>
+            <w:tcW w:type="dxa" w:w="960"/>
+            <w:vAlign w:val="center"/>
+          </w:tcPr>
+          <w:p>
+            <w:pPr>
+              <w:jc w:val="right"/>
+            </w:pPr>
+            <w:r>
+              <w:rPr>
+                <w:rFonts w:ascii="Times New Roman" w:hAnsi="Times New Roman"/>
+                <w:b w:val="0"/>
+                <w:i w:val="0"/>
+                <w:sz w:val="22"/>
+              </w:rPr>
+              <w:t>7.4180</w:t>
+            </w:r>
+          </w:p>
+        </w:tc>
+        <w:tc>
+          <w:tcPr>
+            <w:tcW w:type="dxa" w:w="960"/>
+            <w:vAlign w:val="center"/>
+          </w:tcPr>
+          <w:p>
+            <w:pPr>
+              <w:jc w:val="right"/>
+            </w:pPr>
+            <w:r>
+              <w:rPr>
+                <w:rFonts w:ascii="Times New Roman" w:hAnsi="Times New Roman"/>
+                <w:b w:val="0"/>
+                <w:i w:val="0"/>
+                <w:sz w:val="22"/>
+              </w:rPr>
+              <w:t>placebo_in_space</w:t>
+            </w:r>
+          </w:p>
+        </w:tc>
+        <w:tc>
+          <w:tcPr>
+            <w:tcW w:type="dxa" w:w="960"/>
+            <w:vAlign w:val="center"/>
+          </w:tcPr>
+          <w:p>
+            <w:pPr>
+              <w:jc w:val="right"/>
+            </w:pPr>
+            <w:r>
+              <w:rPr>
+                <w:rFonts w:ascii="Times New Roman" w:hAnsi="Times New Roman"/>
+                <w:b w:val="0"/>
+                <w:i w:val="0"/>
+                <w:sz w:val="22"/>
+              </w:rPr>
+              <w:t>0.0000</w:t>
+            </w:r>
+          </w:p>
+        </w:tc>
+        <w:tc>
+          <w:tcPr>
+            <w:tcW w:type="dxa" w:w="960"/>
+            <w:vAlign w:val="center"/>
+          </w:tcPr>
+          <w:p>
+            <w:pPr>
+              <w:jc w:val="right"/>
+            </w:pPr>
+            <w:r>
+              <w:rPr>
+                <w:rFonts w:ascii="Times New Roman" w:hAnsi="Times New Roman"/>
+                <w:b w:val="0"/>
+                <w:i w:val="0"/>
+                <w:sz w:val="22"/>
+              </w:rPr>
+              <w:t>20</w:t>
+            </w:r>
+          </w:p>
+        </w:tc>
+      </w:tr>
+      <w:tr>
+        <w:tc>
+          <w:tcPr>
+            <w:tcW w:type="dxa" w:w="960"/>
+            <w:vAlign w:val="center"/>
+          </w:tcPr>
+          <w:p>
+            <w:pPr>
+              <w:jc w:val="left"/>
+            </w:pPr>
+            <w:r>
+              <w:rPr>
+                <w:rFonts w:ascii="Times New Roman" w:hAnsi="Times New Roman"/>
+                <w:b w:val="0"/>
+                <w:i w:val="0"/>
+                <w:sz w:val="22"/>
+              </w:rPr>
+              <w:t>Matrix Completion (Nuclear Norm)</w:t>
+            </w:r>
+          </w:p>
+        </w:tc>
+        <w:tc>
+          <w:tcPr>
+            <w:tcW w:type="dxa" w:w="960"/>
+            <w:vAlign w:val="center"/>
+          </w:tcPr>
+          <w:p>
+            <w:pPr>
+              <w:jc w:val="right"/>
+            </w:pPr>
+            <w:r>
+              <w:rPr>
+                <w:rFonts w:ascii="Times New Roman" w:hAnsi="Times New Roman"/>
+                <w:b w:val="0"/>
+                <w:i w:val="0"/>
+                <w:sz w:val="22"/>
+              </w:rPr>
+              <w:t>ATT_staggered_panel</w:t>
+            </w:r>
+          </w:p>
+        </w:tc>
+        <w:tc>
+          <w:tcPr>
+            <w:tcW w:type="dxa" w:w="960"/>
+            <w:vAlign w:val="center"/>
+          </w:tcPr>
+          <w:p>
+            <w:pPr>
+              <w:jc w:val="right"/>
+            </w:pPr>
+            <w:r>
+              <w:rPr>
+                <w:rFonts w:ascii="Times New Roman" w:hAnsi="Times New Roman"/>
+                <w:b w:val="0"/>
+                <w:i w:val="0"/>
+                <w:sz w:val="22"/>
+              </w:rPr>
+              <w:t>1.9749</w:t>
+            </w:r>
+          </w:p>
+        </w:tc>
+        <w:tc>
+          <w:tcPr>
+            <w:tcW w:type="dxa" w:w="960"/>
+            <w:vAlign w:val="center"/>
+          </w:tcPr>
+          <w:p>
+            <w:pPr>
+              <w:jc w:val="right"/>
+            </w:pPr>
+            <w:r>
+              <w:rPr>
+                <w:rFonts w:ascii="Times New Roman" w:hAnsi="Times New Roman"/>
+                <w:b w:val="0"/>
+                <w:i w:val="0"/>
+                <w:sz w:val="22"/>
+              </w:rPr>
+              <w:t>0.0728</w:t>
+            </w:r>
+          </w:p>
+        </w:tc>
+        <w:tc>
+          <w:tcPr>
+            <w:tcW w:type="dxa" w:w="960"/>
+            <w:vAlign w:val="center"/>
+          </w:tcPr>
+          <w:p>
+            <w:pPr>
+              <w:jc w:val="right"/>
+            </w:pPr>
+            <w:r>
+              <w:rPr>
+                <w:rFonts w:ascii="Times New Roman" w:hAnsi="Times New Roman"/>
+                <w:b w:val="0"/>
+                <w:i w:val="0"/>
+                <w:sz w:val="22"/>
+              </w:rPr>
+              <w:t>1.8322</w:t>
+            </w:r>
+          </w:p>
+        </w:tc>
+        <w:tc>
+          <w:tcPr>
+            <w:tcW w:type="dxa" w:w="960"/>
+            <w:vAlign w:val="center"/>
+          </w:tcPr>
+          <w:p>
+            <w:pPr>
+              <w:jc w:val="right"/>
+            </w:pPr>
+            <w:r>
+              <w:rPr>
+                <w:rFonts w:ascii="Times New Roman" w:hAnsi="Times New Roman"/>
+                <w:b w:val="0"/>
+                <w:i w:val="0"/>
+                <w:sz w:val="22"/>
+              </w:rPr>
+              <w:t>2.1175</w:t>
+            </w:r>
+          </w:p>
+        </w:tc>
+        <w:tc>
+          <w:tcPr>
+            <w:tcW w:type="dxa" w:w="960"/>
+            <w:vAlign w:val="center"/>
+          </w:tcPr>
+          <w:p>
+            <w:pPr>
+              <w:jc w:val="right"/>
+            </w:pPr>
+            <w:r>
+              <w:rPr>
+                <w:rFonts w:ascii="Times New Roman" w:hAnsi="Times New Roman"/>
+                <w:b w:val="0"/>
+                <w:i w:val="0"/>
+                <w:sz w:val="22"/>
+              </w:rPr>
+              <w:t>bootstrap_nuclear_norm</w:t>
+            </w:r>
+          </w:p>
+        </w:tc>
+        <w:tc>
+          <w:tcPr>
+            <w:tcW w:type="dxa" w:w="960"/>
+            <w:vAlign w:val="center"/>
+          </w:tcPr>
+          <w:p>
+            <w:pPr>
+              <w:jc w:val="right"/>
+            </w:pPr>
+            <w:r>
+              <w:rPr>
+                <w:rFonts w:ascii="Times New Roman" w:hAnsi="Times New Roman"/>
+                <w:b w:val="0"/>
+                <w:i w:val="0"/>
+                <w:sz w:val="22"/>
+              </w:rPr>
+              <w:t>0.0000</w:t>
+            </w:r>
+          </w:p>
+        </w:tc>
+        <w:tc>
+          <w:tcPr>
+            <w:tcW w:type="dxa" w:w="960"/>
+            <w:vAlign w:val="center"/>
+          </w:tcPr>
+          <w:p>
+            <w:pPr>
+              <w:jc w:val="right"/>
+            </w:pPr>
+            <w:r>
+              <w:rPr>
+                <w:rFonts w:ascii="Times New Roman" w:hAnsi="Times New Roman"/>
+                <w:b w:val="0"/>
+                <w:i w:val="0"/>
+                <w:sz w:val="22"/>
+              </w:rPr>
+              <w:t>300</w:t>
+            </w:r>
+          </w:p>
+        </w:tc>
+      </w:tr>
+      <w:tr>
+        <w:tc>
+          <w:tcPr>
+            <w:tcW w:type="dxa" w:w="960"/>
             <w:vAlign w:val="center"/>
             <w:tcBorders>
               <w:top w:val="none"/>
@@ -4980,13 +6184,41 @@
                 <w:i w:val="0"/>
                 <w:sz w:val="22"/>
               </w:rPr>
-              <w:t>Regression Discontinuity</w:t>
+              <w:t>CausalImpact (BSTS)</w:t>
             </w:r>
           </w:p>
         </w:tc>
         <w:tc>
           <w:tcPr>
-            <w:tcW w:type="dxa" w:w="1080"/>
+            <w:tcW w:type="dxa" w:w="960"/>
+            <w:vAlign w:val="center"/>
+            <w:tcBorders>
+              <w:top w:val="none"/>
+              <w:left w:val="none"/>
+              <w:bottom w:val="single" w:sz="6" w:space="0" w:color="000000"/>
+              <w:right w:val="none"/>
+              <w:insideH w:val="none"/>
+              <w:insideV w:val="none"/>
+            </w:tcBorders>
+          </w:tcPr>
+          <w:p>
+            <w:pPr>
+              <w:jc w:val="right"/>
+            </w:pPr>
+            <w:r>
+              <w:rPr>
+                <w:rFonts w:ascii="Times New Roman" w:hAnsi="Times New Roman"/>
+                <w:b w:val="0"/>
+                <w:i w:val="0"/>
+                <w:sz w:val="22"/>
+              </w:rPr>
+              <w:t>Average ATT post-intervention</w:t>
+            </w:r>
+          </w:p>
+        </w:tc>
+        <w:tc>
+          <w:tcPr>
+            <w:tcW w:type="dxa" w:w="960"/>
             <w:vAlign w:val="center"/>
             <w:tcBorders>
               <w:top w:val="none"/>
@@ -5014,63 +6246,7 @@
         </w:tc>
         <w:tc>
           <w:tcPr>
-            <w:tcW w:type="dxa" w:w="1080"/>
-            <w:vAlign w:val="center"/>
-            <w:tcBorders>
-              <w:top w:val="none"/>
-              <w:left w:val="none"/>
-              <w:bottom w:val="single" w:sz="6" w:space="0" w:color="000000"/>
-              <w:right w:val="none"/>
-              <w:insideH w:val="none"/>
-              <w:insideV w:val="none"/>
-            </w:tcBorders>
-          </w:tcPr>
-          <w:p>
-            <w:pPr>
-              <w:jc w:val="right"/>
-            </w:pPr>
-            <w:r>
-              <w:rPr>
-                <w:rFonts w:ascii="Times New Roman" w:hAnsi="Times New Roman"/>
-                <w:b w:val="0"/>
-                <w:i w:val="0"/>
-                <w:sz w:val="22"/>
-              </w:rPr>
-              <w:t>0.9753</w:t>
-            </w:r>
-          </w:p>
-        </w:tc>
-        <w:tc>
-          <w:tcPr>
-            <w:tcW w:type="dxa" w:w="1080"/>
-            <w:vAlign w:val="center"/>
-            <w:tcBorders>
-              <w:top w:val="none"/>
-              <w:left w:val="none"/>
-              <w:bottom w:val="single" w:sz="6" w:space="0" w:color="000000"/>
-              <w:right w:val="none"/>
-              <w:insideH w:val="none"/>
-              <w:insideV w:val="none"/>
-            </w:tcBorders>
-          </w:tcPr>
-          <w:p>
-            <w:pPr>
-              <w:jc w:val="right"/>
-            </w:pPr>
-            <w:r>
-              <w:rPr>
-                <w:rFonts w:ascii="Times New Roman" w:hAnsi="Times New Roman"/>
-                <w:b w:val="0"/>
-                <w:i w:val="0"/>
-                <w:sz w:val="22"/>
-              </w:rPr>
-              <w:t>0.0000</w:t>
-            </w:r>
-          </w:p>
-        </w:tc>
-        <w:tc>
-          <w:tcPr>
-            <w:tcW w:type="dxa" w:w="1080"/>
+            <w:tcW w:type="dxa" w:w="960"/>
             <w:vAlign w:val="center"/>
             <w:tcBorders>
               <w:top w:val="none"/>
@@ -5098,7 +6274,7 @@
         </w:tc>
         <w:tc>
           <w:tcPr>
-            <w:tcW w:type="dxa" w:w="1080"/>
+            <w:tcW w:type="dxa" w:w="960"/>
             <w:vAlign w:val="center"/>
             <w:tcBorders>
               <w:top w:val="none"/>
@@ -5126,7 +6302,7 @@
         </w:tc>
         <w:tc>
           <w:tcPr>
-            <w:tcW w:type="dxa" w:w="1080"/>
+            <w:tcW w:type="dxa" w:w="960"/>
             <w:vAlign w:val="center"/>
             <w:tcBorders>
               <w:top w:val="none"/>
@@ -5154,7 +6330,7 @@
         </w:tc>
         <w:tc>
           <w:tcPr>
-            <w:tcW w:type="dxa" w:w="1080"/>
+            <w:tcW w:type="dxa" w:w="960"/>
             <w:vAlign w:val="center"/>
             <w:tcBorders>
               <w:top w:val="none"/>
@@ -5176,7 +6352,63 @@
                 <w:i w:val="0"/>
                 <w:sz w:val="22"/>
               </w:rPr>
-              <w:t>14.1546</w:t>
+              <w:t>not_available</w:t>
+            </w:r>
+          </w:p>
+        </w:tc>
+        <w:tc>
+          <w:tcPr>
+            <w:tcW w:type="dxa" w:w="960"/>
+            <w:vAlign w:val="center"/>
+            <w:tcBorders>
+              <w:top w:val="none"/>
+              <w:left w:val="none"/>
+              <w:bottom w:val="single" w:sz="6" w:space="0" w:color="000000"/>
+              <w:right w:val="none"/>
+              <w:insideH w:val="none"/>
+              <w:insideV w:val="none"/>
+            </w:tcBorders>
+          </w:tcPr>
+          <w:p>
+            <w:pPr>
+              <w:jc w:val="right"/>
+            </w:pPr>
+            <w:r>
+              <w:rPr>
+                <w:rFonts w:ascii="Times New Roman" w:hAnsi="Times New Roman"/>
+                <w:b w:val="0"/>
+                <w:i w:val="0"/>
+                <w:sz w:val="22"/>
+              </w:rPr>
+              <w:t>—</w:t>
+            </w:r>
+          </w:p>
+        </w:tc>
+        <w:tc>
+          <w:tcPr>
+            <w:tcW w:type="dxa" w:w="960"/>
+            <w:vAlign w:val="center"/>
+            <w:tcBorders>
+              <w:top w:val="none"/>
+              <w:left w:val="none"/>
+              <w:bottom w:val="single" w:sz="6" w:space="0" w:color="000000"/>
+              <w:right w:val="none"/>
+              <w:insideH w:val="none"/>
+              <w:insideV w:val="none"/>
+            </w:tcBorders>
+          </w:tcPr>
+          <w:p>
+            <w:pPr>
+              <w:jc w:val="right"/>
+            </w:pPr>
+            <w:r>
+              <w:rPr>
+                <w:rFonts w:ascii="Times New Roman" w:hAnsi="Times New Roman"/>
+                <w:b w:val="0"/>
+                <w:i w:val="0"/>
+                <w:sz w:val="22"/>
+              </w:rPr>
+              <w:t>60</w:t>
             </w:r>
           </w:p>
         </w:tc>
@@ -5190,7 +6422,7 @@
           <w:i/>
           <w:sz w:val="20"/>
         </w:rPr>
-        <w:t>Note. DiD = Difference-in-Differences; IV = Instrumental Variables (LATE); RDD = Regression Discontinuity.</w:t>
+        <w:t>Note. All estimators operate on CUPED-adjusted outcome Y_cuped (Table 7). DiD = Callaway &amp; Sant-Anna (2021) staggered ATT(g,t) via differences; IV = linearmodels IV2SLS (HC3 SEs; Anderson-Rubin CI when KP rk-F &lt; 10); RDD = rdrobust CCT MSE-optimal bandwidth, bias-corrected robust CI, rddensity manipulation test; SCM = Synthetic Control Method (Abadie et al.), placebo-in-space CI; MC = Matrix Completion (Athey et al.) nuclear norm, bootstrap CI; BMA = Bayesian Model Averaging, Posterior Inclusion Probabilities for HTE; CausalImpact = Bayesian Structural Time Series (BSTS) with spike-and-slab control series selection, MCMC credible interval. CI types: doubly_robust / anderson_rubin / robust_bc / placebo_in_space / bootstrap_nuclear_norm / bsts_mcmc_credible / prophet_mcmc_credible.</w:t>
       </w:r>
     </w:p>
     <w:sectPr>

--- a/omnistats/outputs/apa_report.docx
+++ b/omnistats/outputs/apa_report.docx
@@ -4684,7 +4684,7 @@
                 <w:i w:val="0"/>
                 <w:sz w:val="22"/>
               </w:rPr>
-              <w:t>importance_sampling_normal</w:t>
+              <w:t>pytorch_hmc_studentt</w:t>
             </w:r>
           </w:p>
         </w:tc>
@@ -4768,7 +4768,7 @@
                 <w:i w:val="0"/>
                 <w:sz w:val="22"/>
               </w:rPr>
-              <w:t>11.4188</w:t>
+              <w:t>6.2728</w:t>
             </w:r>
           </w:p>
         </w:tc>
@@ -4796,7 +4796,7 @@
                 <w:i w:val="0"/>
                 <w:sz w:val="22"/>
               </w:rPr>
-              <w:t>28.7064</w:t>
+              <w:t>10.9770</w:t>
             </w:r>
           </w:p>
         </w:tc>
@@ -4824,7 +4824,7 @@
                 <w:i w:val="0"/>
                 <w:sz w:val="22"/>
               </w:rPr>
-              <w:t>4317.6</w:t>
+              <w:t>734.7</w:t>
             </w:r>
           </w:p>
         </w:tc>
@@ -4866,7 +4866,7 @@
           <w:i/>
           <w:sz w:val="20"/>
         </w:rPr>
-        <w:t>Note. P(B &gt; A) = posterior probability that Treatment exceeds Control. Expected Loss = E[max(0, θ_A − θ_B) | Data] (EVSI decision criterion). ESS = Effective Sample Size of posterior draws. Method: conjugate_beta_binomial = exact Beta-Binomial conjugate update; pymc_nuts_studentt = PyMC No-U-Turn Sampler with StudentT likelihood (robust to outliers); importance_sampling = IS fallback when PyMC unavailable. Decision threshold: P(B &gt; A) ≥ 0.95 and Expected Loss ≤ 0.01.</w:t>
+        <w:t>Note. P(B &gt; A) = posterior probability that Treatment exceeds Control. Expected Loss = E[max(0, θ_A − θ_B) | Data] (EVSI decision criterion). ESS = Effective Sample Size of posterior draws. Method: conjugate_beta_binomial = exact Beta-Binomial conjugate update; pymc_nuts_studentt = PyMC No-U-Turn Sampler with StudentT likelihood (robust to outliers). Decision threshold: P(B &gt; A) ≥ 0.95 and Expected Loss ≤ 0.01.</w:t>
       </w:r>
     </w:p>
     <w:p>

--- a/omnistats/outputs/apa_report.docx
+++ b/omnistats/outputs/apa_report.docx
@@ -4684,7 +4684,7 @@
                 <w:i w:val="0"/>
                 <w:sz w:val="22"/>
               </w:rPr>
-              <w:t>pytorch_hmc_studentt</w:t>
+              <w:t>pymc_nuts_studentt</w:t>
             </w:r>
           </w:p>
         </w:tc>
@@ -4768,7 +4768,7 @@
                 <w:i w:val="0"/>
                 <w:sz w:val="22"/>
               </w:rPr>
-              <w:t>6.2728</w:t>
+              <w:t>6.3160</w:t>
             </w:r>
           </w:p>
         </w:tc>
@@ -4796,7 +4796,7 @@
                 <w:i w:val="0"/>
                 <w:sz w:val="22"/>
               </w:rPr>
-              <w:t>10.9770</w:t>
+              <w:t>10.8793</w:t>
             </w:r>
           </w:p>
         </w:tc>
@@ -4824,7 +4824,7 @@
                 <w:i w:val="0"/>
                 <w:sz w:val="22"/>
               </w:rPr>
-              <w:t>734.7</w:t>
+              <w:t>4169.5</w:t>
             </w:r>
           </w:p>
         </w:tc>
@@ -4866,7 +4866,7 @@
           <w:i/>
           <w:sz w:val="20"/>
         </w:rPr>
-        <w:t>Note. P(B &gt; A) = posterior probability that Treatment exceeds Control. Expected Loss = E[max(0, θ_A − θ_B) | Data] (EVSI decision criterion). ESS = Effective Sample Size of posterior draws. Method: conjugate_beta_binomial = exact Beta-Binomial conjugate update; pymc_nuts_studentt = PyMC No-U-Turn Sampler with StudentT likelihood (robust to outliers). Decision threshold: P(B &gt; A) ≥ 0.95 and Expected Loss ≤ 0.01.</w:t>
+        <w:t>Note. P(B &gt; A) = posterior probability that Treatment exceeds Control. Expected Loss = E[max(0, θ_A − θ_B) | Data] (EVSI decision criterion). ESS = Effective Sample Size of posterior draws. Method: conjugate_beta_binomial = exact Beta-Binomial conjugate update; pymc_nuts_studentt = PyMC No-U-Turn Sampler with StudentT likelihood (robust to outliers); importance_sampling = IS fallback when PyMC unavailable. Decision threshold: P(B &gt; A) ≥ 0.95 and Expected Loss ≤ 0.01.</w:t>
       </w:r>
     </w:p>
     <w:p>

--- a/omnistats/outputs/apa_report.docx
+++ b/omnistats/outputs/apa_report.docx
@@ -4111,6 +4111,128 @@
           <w:tcPr>
             <w:tcW w:type="dxa" w:w="1440"/>
             <w:vAlign w:val="center"/>
+          </w:tcPr>
+          <w:p>
+            <w:pPr>
+              <w:jc w:val="left"/>
+            </w:pPr>
+            <w:r>
+              <w:rPr>
+                <w:rFonts w:ascii="Times New Roman" w:hAnsi="Times New Roman"/>
+                <w:b w:val="0"/>
+                <w:i w:val="0"/>
+                <w:sz w:val="22"/>
+              </w:rPr>
+              <w:t>dist_trt</w:t>
+            </w:r>
+          </w:p>
+        </w:tc>
+        <w:tc>
+          <w:tcPr>
+            <w:tcW w:type="dxa" w:w="1440"/>
+            <w:vAlign w:val="center"/>
+          </w:tcPr>
+          <w:p>
+            <w:pPr>
+              <w:jc w:val="right"/>
+            </w:pPr>
+            <w:r>
+              <w:rPr>
+                <w:rFonts w:ascii="Times New Roman" w:hAnsi="Times New Roman"/>
+                <w:b w:val="0"/>
+                <w:i w:val="0"/>
+                <w:sz w:val="22"/>
+              </w:rPr>
+              <w:t>0.0</w:t>
+            </w:r>
+          </w:p>
+        </w:tc>
+        <w:tc>
+          <w:tcPr>
+            <w:tcW w:type="dxa" w:w="1440"/>
+            <w:vAlign w:val="center"/>
+          </w:tcPr>
+          <w:p>
+            <w:pPr>
+              <w:jc w:val="right"/>
+            </w:pPr>
+            <w:r>
+              <w:rPr>
+                <w:rFonts w:ascii="Times New Roman" w:hAnsi="Times New Roman"/>
+                <w:b w:val="0"/>
+                <w:i w:val="0"/>
+                <w:sz w:val="22"/>
+              </w:rPr>
+              <w:t>True</w:t>
+            </w:r>
+          </w:p>
+        </w:tc>
+        <w:tc>
+          <w:tcPr>
+            <w:tcW w:type="dxa" w:w="1440"/>
+            <w:vAlign w:val="center"/>
+          </w:tcPr>
+          <w:p>
+            <w:pPr>
+              <w:jc w:val="right"/>
+            </w:pPr>
+            <w:r>
+              <w:rPr>
+                <w:rFonts w:ascii="Times New Roman" w:hAnsi="Times New Roman"/>
+                <w:b w:val="0"/>
+                <w:i w:val="0"/>
+                <w:sz w:val="22"/>
+              </w:rPr>
+              <w:t>nan</w:t>
+            </w:r>
+          </w:p>
+        </w:tc>
+        <w:tc>
+          <w:tcPr>
+            <w:tcW w:type="dxa" w:w="1440"/>
+            <w:vAlign w:val="center"/>
+          </w:tcPr>
+          <w:p>
+            <w:pPr>
+              <w:jc w:val="right"/>
+            </w:pPr>
+            <w:r>
+              <w:rPr>
+                <w:rFonts w:ascii="Times New Roman" w:hAnsi="Times New Roman"/>
+                <w:b w:val="0"/>
+                <w:i w:val="0"/>
+                <w:sz w:val="22"/>
+              </w:rPr>
+              <w:t>nan</w:t>
+            </w:r>
+          </w:p>
+        </w:tc>
+        <w:tc>
+          <w:tcPr>
+            <w:tcW w:type="dxa" w:w="1440"/>
+            <w:vAlign w:val="center"/>
+          </w:tcPr>
+          <w:p>
+            <w:pPr>
+              <w:jc w:val="right"/>
+            </w:pPr>
+            <w:r>
+              <w:rPr>
+                <w:rFonts w:ascii="Times New Roman" w:hAnsi="Times New Roman"/>
+                <w:b w:val="0"/>
+                <w:i w:val="0"/>
+                <w:sz w:val="22"/>
+              </w:rPr>
+              <w:t>nan</w:t>
+            </w:r>
+          </w:p>
+        </w:tc>
+      </w:tr>
+      <w:tr>
+        <w:tc>
+          <w:tcPr>
+            <w:tcW w:type="dxa" w:w="1440"/>
+            <w:vAlign w:val="center"/>
             <w:tcBorders>
               <w:top w:val="none"/>
               <w:left w:val="none"/>
@@ -4131,7 +4253,7 @@
                 <w:i w:val="0"/>
                 <w:sz w:val="22"/>
               </w:rPr>
-              <w:t>dist_trt</w:t>
+              <w:t>mmd_rkhs</w:t>
             </w:r>
           </w:p>
         </w:tc>
@@ -4159,7 +4281,7 @@
                 <w:i w:val="0"/>
                 <w:sz w:val="22"/>
               </w:rPr>
-              <w:t>0.0</w:t>
+              <w:t>nan</w:t>
             </w:r>
           </w:p>
         </w:tc>
@@ -6184,7 +6306,7 @@
                 <w:i w:val="0"/>
                 <w:sz w:val="22"/>
               </w:rPr>
-              <w:t>CausalImpact (BSTS)</w:t>
+              <w:t>CausalImpact (Pyro BSTS SVI)</w:t>
             </w:r>
           </w:p>
         </w:tc>
@@ -6240,7 +6362,7 @@
                 <w:i w:val="0"/>
                 <w:sz w:val="22"/>
               </w:rPr>
-              <w:t>—</w:t>
+              <w:t>4.9857</w:t>
             </w:r>
           </w:p>
         </w:tc>
@@ -6296,7 +6418,7 @@
                 <w:i w:val="0"/>
                 <w:sz w:val="22"/>
               </w:rPr>
-              <w:t>—</w:t>
+              <w:t>4.0907</w:t>
             </w:r>
           </w:p>
         </w:tc>
@@ -6324,7 +6446,7 @@
                 <w:i w:val="0"/>
                 <w:sz w:val="22"/>
               </w:rPr>
-              <w:t>—</w:t>
+              <w:t>5.8592</w:t>
             </w:r>
           </w:p>
         </w:tc>
@@ -6352,7 +6474,7 @@
                 <w:i w:val="0"/>
                 <w:sz w:val="22"/>
               </w:rPr>
-              <w:t>not_available</w:t>
+              <w:t>pyro_svi_credible</w:t>
             </w:r>
           </w:p>
         </w:tc>
@@ -6380,7 +6502,7 @@
                 <w:i w:val="0"/>
                 <w:sz w:val="22"/>
               </w:rPr>
-              <w:t>—</w:t>
+              <w:t>0.0000</w:t>
             </w:r>
           </w:p>
         </w:tc>
